--- a/en/files/templates/Cover_Letter_Template.docx
+++ b/en/files/templates/Cover_Letter_Template.docx
@@ -106,7 +106,7 @@
         <w:rPr>
           <w:i/>
         </w:rPr>
-        <w:t>Guidance (grey) — delete before sending. Print on your institution’s letterhead, keep it to one page, and address the editor by name. The letter sells the paper: why it matters and why it fits THIS journal.</w:t>
+        <w:t>Guidance (grey): delete before sending. Print on your institution’s letterhead, keep it to one page, and address the editor by name. The letter sells the paper: why it matters and why it fits THIS journal.</w:t>
       </w:r>
     </w:p>
     <w:p>
@@ -247,7 +247,7 @@
         <w:rPr>
           <w:i/>
         </w:rPr>
-        <w:t>Paragraph 2 — the question and why it matters (2–3 sentences).</w:t>
+        <w:t>Paragraph 2: the question and why it matters (2–3 sentences).</w:t>
       </w:r>
     </w:p>
     <w:p>
@@ -267,7 +267,7 @@
         <w:rPr>
           <w:i/>
         </w:rPr>
-        <w:t>Paragraph 3 — what you did and the main finding, with the key number; calibrated to the design.</w:t>
+        <w:t>Paragraph 3: what you did and the main finding, with the key number, calibrated to the design.</w:t>
       </w:r>
     </w:p>
     <w:p>
@@ -287,7 +287,7 @@
         <w:rPr>
           <w:i/>
         </w:rPr>
-        <w:t>Paragraph 4 — why this journal: its scope, readers, or recent papers on the topic.</w:t>
+        <w:t>Paragraph 4: why this journal: its scope, readers, or recent papers on the topic.</w:t>
       </w:r>
     </w:p>
     <w:p>
@@ -372,7 +372,7 @@
         <w:rPr>
           <w:i/>
         </w:rPr>
-        <w:t>Optional: suggested reviewers (name, institution, email, expertise — no collaborators from the last 3 years) and reviewers to exclude, with a reason.</w:t>
+        <w:t>Optional: suggested reviewers (name, institution, email, expertise; no collaborators from the last 3 years) and reviewers to exclude, with a reason.</w:t>
       </w:r>
     </w:p>
     <w:p>
